--- a/en/wisdom-stories/do-not-deepen-anothers-pain.docx
+++ b/en/wisdom-stories/do-not-deepen-anothers-pain.docx
@@ -87,7 +87,7 @@
         <w:rPr>
           <w:lang/>
         </w:rPr>
-        <w:t xml:space="preserve"> Do not turn your blessings into boasts that deepen someone else’s hurt. Choose your words with understanding: seek to recognise their feelings rather than remind them of what they lack.</w:t>
+        <w:t xml:space="preserve"> Do not turn your blessings into boasts that deepen someone else’s hurt. Choose your words with understanding: seek to recognize their feelings rather than remind them of what they lack.</w:t>
       </w:r>
     </w:p>
     <w:p>
